--- a/spa/docx/39.content.docx
+++ b/spa/docx/39.content.docx
@@ -5432,18 +5432,12 @@
         </w:rPr>
         <w:t xml:space="preserve">Observe cómo se tradujo la expresión similar en </w:t>
       </w:r>
-      <w:hyperlink r:id="rId13">
-        <w:r>
-          <w:rPr>
-            <w:lang w:val="es_ES" w:bidi="es_ES"/>
-          </w:rPr>
-          <w:rPr>
-            <w:color w:val="0000EE"/>
-            <w:u w:val="single"/>
-          </w:rPr>
-          <w:t>1:8</w:t>
-        </w:r>
-      </w:hyperlink>
+      <w:r>
+        <w:rPr>
+          <w:lang w:val="es_ES" w:bidi="es_ES"/>
+        </w:rPr>
+        <w:t>1:8</w:t>
+      </w:r>
       <w:r>
         <w:rPr>
           <w:lang w:val="es_ES" w:bidi="es_ES"/>
@@ -6220,18 +6214,12 @@
         </w:rPr>
         <w:t xml:space="preserve"> para referirse a su reputación por asociación. Observa cómo se tradujo la misma expresión en </w:t>
       </w:r>
-      <w:hyperlink r:id="rId14">
-        <w:r>
-          <w:rPr>
-            <w:lang w:val="es_ES" w:bidi="es_ES"/>
-          </w:rPr>
-          <w:rPr>
-            <w:color w:val="0000EE"/>
-            <w:u w:val="single"/>
-          </w:rPr>
-          <w:t>1:6</w:t>
-        </w:r>
-      </w:hyperlink>
+      <w:r>
+        <w:rPr>
+          <w:lang w:val="es_ES" w:bidi="es_ES"/>
+        </w:rPr>
+        <w:t>1:6</w:t>
+      </w:r>
       <w:r>
         <w:rPr>
           <w:lang w:val="es_ES" w:bidi="es_ES"/>
@@ -6776,18 +6764,12 @@
         </w:rPr>
         <w:t xml:space="preserve">Observa cómo se tradujo la misma expresión en </w:t>
       </w:r>
-      <w:hyperlink r:id="rId15">
-        <w:r>
-          <w:rPr>
-            <w:lang w:val="es_ES" w:bidi="es_ES"/>
-          </w:rPr>
-          <w:rPr>
-            <w:color w:val="0000EE"/>
-            <w:u w:val="single"/>
-          </w:rPr>
-          <w:t>1:7</w:t>
-        </w:r>
-      </w:hyperlink>
+      <w:r>
+        <w:rPr>
+          <w:lang w:val="es_ES" w:bidi="es_ES"/>
+        </w:rPr>
+        <w:t>1:7</w:t>
+      </w:r>
       <w:r>
         <w:rPr>
           <w:lang w:val="es_ES" w:bidi="es_ES"/>
@@ -6891,18 +6873,12 @@
         </w:rPr>
         <w:t xml:space="preserve">En la misma frase de </w:t>
       </w:r>
-      <w:hyperlink r:id="rId15">
-        <w:r>
-          <w:rPr>
-            <w:lang w:val="es_ES" w:bidi="es_ES"/>
-          </w:rPr>
-          <w:rPr>
-            <w:color w:val="0000EE"/>
-            <w:u w:val="single"/>
-          </w:rPr>
-          <w:t>1:7</w:t>
-        </w:r>
-      </w:hyperlink>
+      <w:r>
+        <w:rPr>
+          <w:lang w:val="es_ES" w:bidi="es_ES"/>
+        </w:rPr>
+        <w:t>1:7</w:t>
+      </w:r>
       <w:r>
         <w:rPr>
           <w:lang w:val="es_ES" w:bidi="es_ES"/>
@@ -9012,18 +8988,12 @@
         </w:rPr>
         <w:t xml:space="preserve">Aquí, Jehová parece referirse implícitamente a lo mencionado en </w:t>
       </w:r>
-      <w:hyperlink r:id="rId16">
-        <w:r>
-          <w:rPr>
-            <w:lang w:val="es_ES" w:bidi="es_ES"/>
-          </w:rPr>
-          <w:rPr>
-            <w:color w:val="0000EE"/>
-            <w:u w:val="single"/>
-          </w:rPr>
-          <w:t>Números 25:12–13</w:t>
-        </w:r>
-      </w:hyperlink>
+      <w:r>
+        <w:rPr>
+          <w:lang w:val="es_ES" w:bidi="es_ES"/>
+        </w:rPr>
+        <w:t>Números 25:12–13</w:t>
+      </w:r>
       <w:r>
         <w:rPr>
           <w:lang w:val="es_ES" w:bidi="es_ES"/>
@@ -9095,18 +9065,12 @@
         </w:rPr>
         <w:t xml:space="preserve"> también puede indicar que este fue un pacto permanente que no terminaría. Las notas a en </w:t>
       </w:r>
-      <w:hyperlink r:id="rId17">
-        <w:r>
-          <w:rPr>
-            <w:lang w:val="es_ES" w:bidi="es_ES"/>
-          </w:rPr>
-          <w:rPr>
-            <w:color w:val="0000EE"/>
-            <w:u w:val="single"/>
-          </w:rPr>
-          <w:t>Malaquías 2:5</w:t>
-        </w:r>
-      </w:hyperlink>
+      <w:r>
+        <w:rPr>
+          <w:lang w:val="es_ES" w:bidi="es_ES"/>
+        </w:rPr>
+        <w:t>Malaquías 2:5</w:t>
+      </w:r>
       <w:r>
         <w:rPr>
           <w:lang w:val="es_ES" w:bidi="es_ES"/>
@@ -9354,18 +9318,12 @@
         </w:rPr>
         <w:t xml:space="preserve">Observa cómo se tradujo la misma expresión en </w:t>
       </w:r>
-      <w:hyperlink r:id="rId18">
-        <w:r>
-          <w:rPr>
-            <w:lang w:val="es_ES" w:bidi="es_ES"/>
-          </w:rPr>
-          <w:rPr>
-            <w:color w:val="0000EE"/>
-            <w:u w:val="single"/>
-          </w:rPr>
-          <w:t>1:9</w:t>
-        </w:r>
-      </w:hyperlink>
+      <w:r>
+        <w:rPr>
+          <w:lang w:val="es_ES" w:bidi="es_ES"/>
+        </w:rPr>
+        <w:t>1:9</w:t>
+      </w:r>
       <w:r>
         <w:rPr>
           <w:lang w:val="es_ES" w:bidi="es_ES"/>
@@ -10979,18 +10937,12 @@
         </w:rPr>
         <w:t xml:space="preserve"> perdure. En </w:t>
       </w:r>
-      <w:hyperlink r:id="rId19">
-        <w:r>
-          <w:rPr>
-            <w:lang w:val="es_ES" w:bidi="es_ES"/>
-          </w:rPr>
-          <w:rPr>
-            <w:color w:val="0000EE"/>
-            <w:u w:val="single"/>
-          </w:rPr>
-          <w:t>3:3</w:t>
-        </w:r>
-      </w:hyperlink>
+      <w:r>
+        <w:rPr>
+          <w:lang w:val="es_ES" w:bidi="es_ES"/>
+        </w:rPr>
+        <w:t>3:3</w:t>
+      </w:r>
       <w:r>
         <w:rPr>
           <w:lang w:val="es_ES" w:bidi="es_ES"/>
@@ -13552,18 +13504,12 @@
         </w:rPr>
         <w:t xml:space="preserve">Observa cómo se tradujo la imagen similar en </w:t>
       </w:r>
-      <w:hyperlink r:id="rId20">
-        <w:r>
-          <w:rPr>
-            <w:lang w:val="es_ES" w:bidi="es_ES"/>
-          </w:rPr>
-          <w:rPr>
-            <w:color w:val="0000EE"/>
-            <w:u w:val="single"/>
-          </w:rPr>
-          <w:t>2:6</w:t>
-        </w:r>
-      </w:hyperlink>
+      <w:r>
+        <w:rPr>
+          <w:lang w:val="es_ES" w:bidi="es_ES"/>
+        </w:rPr>
+        <w:t>2:6</w:t>
+      </w:r>
       <w:r>
         <w:rPr>
           <w:lang w:val="es_ES" w:bidi="es_ES"/>
@@ -13913,18 +13859,12 @@
         </w:rPr>
         <w:t xml:space="preserve">, es decir, dañado físicamente y vuelto inútil, como los cultivos devorados por plagas descritos con el mismo término en </w:t>
       </w:r>
-      <w:hyperlink r:id="rId21">
-        <w:r>
-          <w:rPr>
-            <w:lang w:val="es_ES" w:bidi="es_ES"/>
-          </w:rPr>
-          <w:rPr>
-            <w:color w:val="0000EE"/>
-            <w:u w:val="single"/>
-          </w:rPr>
-          <w:t>3:11</w:t>
-        </w:r>
-      </w:hyperlink>
+      <w:r>
+        <w:rPr>
+          <w:lang w:val="es_ES" w:bidi="es_ES"/>
+        </w:rPr>
+        <w:t>3:11</w:t>
+      </w:r>
       <w:r>
         <w:rPr>
           <w:lang w:val="es_ES" w:bidi="es_ES"/>
@@ -14028,18 +13968,12 @@
         </w:rPr>
         <w:t xml:space="preserve">Observa cómo se tradujo la misma expresión en </w:t>
       </w:r>
-      <w:hyperlink r:id="rId22">
-        <w:r>
-          <w:rPr>
-            <w:lang w:val="es_ES" w:bidi="es_ES"/>
-          </w:rPr>
-          <w:rPr>
-            <w:color w:val="0000EE"/>
-            <w:u w:val="single"/>
-          </w:rPr>
-          <w:t>2:4</w:t>
-        </w:r>
-      </w:hyperlink>
+      <w:r>
+        <w:rPr>
+          <w:lang w:val="es_ES" w:bidi="es_ES"/>
+        </w:rPr>
+        <w:t>2:4</w:t>
+      </w:r>
       <w:r>
         <w:rPr>
           <w:lang w:val="es_ES" w:bidi="es_ES"/>
@@ -14253,18 +14187,12 @@
         </w:rPr>
         <w:t xml:space="preserve">Observe cómo se tradujo una expresión similar en </w:t>
       </w:r>
-      <w:hyperlink r:id="rId13">
-        <w:r>
-          <w:rPr>
-            <w:lang w:val="es_ES" w:bidi="es_ES"/>
-          </w:rPr>
-          <w:rPr>
-            <w:color w:val="0000EE"/>
-            <w:u w:val="single"/>
-          </w:rPr>
-          <w:t>1:8</w:t>
-        </w:r>
-      </w:hyperlink>
+      <w:r>
+        <w:rPr>
+          <w:lang w:val="es_ES" w:bidi="es_ES"/>
+        </w:rPr>
+        <w:t>1:8</w:t>
+      </w:r>
       <w:r>
         <w:rPr>
           <w:lang w:val="es_ES" w:bidi="es_ES"/>
@@ -18080,18 +18008,12 @@
         </w:rPr>
         <w:t xml:space="preserve"> es una expresión que la gente de esta cultura usaba comúnmente para indicar que están a punto de hacer algo. Observa cómo se tradujo la expresión similar en </w:t>
       </w:r>
-      <w:hyperlink r:id="rId23">
-        <w:r>
-          <w:rPr>
-            <w:lang w:val="es_ES" w:bidi="es_ES"/>
-          </w:rPr>
-          <w:rPr>
-            <w:color w:val="0000EE"/>
-            <w:u w:val="single"/>
-          </w:rPr>
-          <w:t>2:3</w:t>
-        </w:r>
-      </w:hyperlink>
+      <w:r>
+        <w:rPr>
+          <w:lang w:val="es_ES" w:bidi="es_ES"/>
+        </w:rPr>
+        <w:t>2:3</w:t>
+      </w:r>
       <w:r>
         <w:rPr>
           <w:lang w:val="es_ES" w:bidi="es_ES"/>
@@ -18415,18 +18337,12 @@
         </w:rPr>
         <w:t xml:space="preserve">Jehová utiliza esta palabra para captar la atención del pueblo. Observa cómo se tradujo una frase similar en </w:t>
       </w:r>
-      <w:hyperlink r:id="rId24">
-        <w:r>
-          <w:rPr>
-            <w:lang w:val="es_ES" w:bidi="es_ES"/>
-          </w:rPr>
-          <w:rPr>
-            <w:color w:val="0000EE"/>
-            <w:u w:val="single"/>
-          </w:rPr>
-          <w:t>1:13</w:t>
-        </w:r>
-      </w:hyperlink>
+      <w:r>
+        <w:rPr>
+          <w:lang w:val="es_ES" w:bidi="es_ES"/>
+        </w:rPr>
+        <w:t>1:13</w:t>
+      </w:r>
       <w:r>
         <w:rPr>
           <w:lang w:val="es_ES" w:bidi="es_ES"/>
@@ -20580,18 +20496,12 @@
         </w:rPr>
         <w:t xml:space="preserve"> de su antepasado Jacob. Observe cómo se tradujo una expresión similar en </w:t>
       </w:r>
-      <w:hyperlink r:id="rId19">
-        <w:r>
-          <w:rPr>
-            <w:lang w:val="es_ES" w:bidi="es_ES"/>
-          </w:rPr>
-          <w:rPr>
-            <w:color w:val="0000EE"/>
-            <w:u w:val="single"/>
-          </w:rPr>
-          <w:t>3:3</w:t>
-        </w:r>
-      </w:hyperlink>
+      <w:r>
+        <w:rPr>
+          <w:lang w:val="es_ES" w:bidi="es_ES"/>
+        </w:rPr>
+        <w:t>3:3</w:t>
+      </w:r>
       <w:r>
         <w:rPr>
           <w:lang w:val="es_ES" w:bidi="es_ES"/>
@@ -21136,18 +21046,12 @@
         </w:rPr>
         <w:t xml:space="preserve"> para obtener información. Más bien, formula la pregunta y luego responde él mismo. Observa cómo se tradujo un caso similar en </w:t>
       </w:r>
-      <w:hyperlink r:id="rId25">
-        <w:r>
-          <w:rPr>
-            <w:lang w:val="es_ES" w:bidi="es_ES"/>
-          </w:rPr>
-          <w:rPr>
-            <w:color w:val="0000EE"/>
-            <w:u w:val="single"/>
-          </w:rPr>
-          <w:t>2:15</w:t>
-        </w:r>
-      </w:hyperlink>
+      <w:r>
+        <w:rPr>
+          <w:lang w:val="es_ES" w:bidi="es_ES"/>
+        </w:rPr>
+        <w:t>2:15</w:t>
+      </w:r>
       <w:r>
         <w:rPr>
           <w:lang w:val="es_ES" w:bidi="es_ES"/>
@@ -25321,18 +25225,12 @@
         </w:rPr>
         <w:t>Aunque los oyentes de Malaquías y las generaciones posteriores de judíos pudieron haber esperado que esta profecía se cumpliera con el regreso del propio Elías, Jesús explicó que se cumplió a través de la vida y testimonio de Juan el Bautista (</w:t>
       </w:r>
-      <w:hyperlink r:id="rId26">
-        <w:r>
-          <w:rPr>
-            <w:lang w:val="es_ES" w:bidi="es_ES"/>
-          </w:rPr>
-          <w:rPr>
-            <w:color w:val="0000EE"/>
-            <w:u w:val="single"/>
-          </w:rPr>
-          <w:t>Mt 17:10–13</w:t>
-        </w:r>
-      </w:hyperlink>
+      <w:r>
+        <w:rPr>
+          <w:lang w:val="es_ES" w:bidi="es_ES"/>
+        </w:rPr>
+        <w:t>Mt 17:10–13</w:t>
+      </w:r>
       <w:r>
         <w:rPr>
           <w:lang w:val="es_ES" w:bidi="es_ES"/>
@@ -27131,18 +27029,12 @@
         </w:rPr>
         <w:t xml:space="preserve">Observe cómo se tradujo esta expresión en </w:t>
       </w:r>
-      <w:hyperlink r:id="rId27">
-        <w:r>
-          <w:rPr>
-            <w:lang w:val="es_ES" w:bidi="es_ES"/>
-          </w:rPr>
-          <w:rPr>
-            <w:color w:val="0000EE"/>
-            <w:u w:val="single"/>
-          </w:rPr>
-          <w:t>3:17</w:t>
-        </w:r>
-      </w:hyperlink>
+      <w:r>
+        <w:rPr>
+          <w:lang w:val="es_ES" w:bidi="es_ES"/>
+        </w:rPr>
+        <w:t>3:17</w:t>
+      </w:r>
       <w:r>
         <w:rPr>
           <w:lang w:val="es_ES" w:bidi="es_ES"/>
@@ -27453,18 +27345,12 @@
         </w:rPr>
         <w:t xml:space="preserve">Observe cómo se tradujo esta expresión en </w:t>
       </w:r>
-      <w:hyperlink r:id="rId28">
-        <w:r>
-          <w:rPr>
-            <w:lang w:val="es_ES" w:bidi="es_ES"/>
-          </w:rPr>
-          <w:rPr>
-            <w:color w:val="0000EE"/>
-            <w:u w:val="single"/>
-          </w:rPr>
-          <w:t>4:1</w:t>
-        </w:r>
-      </w:hyperlink>
+      <w:r>
+        <w:rPr>
+          <w:lang w:val="es_ES" w:bidi="es_ES"/>
+        </w:rPr>
+        <w:t>4:1</w:t>
+      </w:r>
       <w:r>
         <w:rPr>
           <w:lang w:val="es_ES" w:bidi="es_ES"/>
